--- a/3rd year/software engineering/8ПР_ВласовАА_КЭ-342.docx
+++ b/3rd year/software engineering/8ПР_ВласовАА_КЭ-342.docx
@@ -3406,13 +3406,7 @@
         <w:rPr>
           <w:lang w:eastAsia="ru-RU"/>
         </w:rPr>
-        <w:t xml:space="preserve">, </w:t>
-      </w:r>
-      <w:r>
-        <w:rPr>
-          <w:lang w:eastAsia="ru-RU"/>
-        </w:rPr>
-        <w:t>отображения списка пользователей или чатов.</w:t>
+        <w:t>, отображения списка пользователей или чатов.</w:t>
       </w:r>
     </w:p>
     <w:p>
@@ -4548,13 +4542,12 @@
       <w:r>
         <w:rPr>
           <w:noProof/>
-          <w:lang w:val="en-US"/>
         </w:rPr>
         <w:drawing>
-          <wp:inline distT="0" distB="0" distL="0" distR="0" wp14:anchorId="53BC726C" wp14:editId="7BDF40C0">
-            <wp:extent cx="5759450" cy="5648514"/>
-            <wp:effectExtent l="19050" t="19050" r="12700" b="28575"/>
-            <wp:docPr id="1553194558" name="Рисунок 1"/>
+          <wp:inline distT="0" distB="0" distL="0" distR="0" wp14:anchorId="6073366F" wp14:editId="1E57DF33">
+            <wp:extent cx="5759450" cy="4601403"/>
+            <wp:effectExtent l="19050" t="19050" r="12700" b="27940"/>
+            <wp:docPr id="654019049" name="Рисунок 1"/>
             <wp:cNvGraphicFramePr>
               <a:graphicFrameLocks xmlns:a="http://schemas.openxmlformats.org/drawingml/2006/main" noChangeAspect="1"/>
             </wp:cNvGraphicFramePr>
@@ -4562,33 +4555,23 @@
               <a:graphicData uri="http://schemas.openxmlformats.org/drawingml/2006/picture">
                 <pic:pic xmlns:pic="http://schemas.openxmlformats.org/drawingml/2006/picture">
                   <pic:nvPicPr>
-                    <pic:cNvPr id="0" name="Picture 1"/>
-                    <pic:cNvPicPr>
-                      <a:picLocks noChangeAspect="1" noChangeArrowheads="1"/>
-                    </pic:cNvPicPr>
+                    <pic:cNvPr id="654019049" name=""/>
+                    <pic:cNvPicPr/>
                   </pic:nvPicPr>
                   <pic:blipFill>
-                    <a:blip r:embed="rId12">
-                      <a:extLst>
-                        <a:ext uri="{28A0092B-C50C-407E-A947-70E740481C1C}">
-                          <a14:useLocalDpi xmlns:a14="http://schemas.microsoft.com/office/drawing/2010/main" val="0"/>
-                        </a:ext>
-                      </a:extLst>
-                    </a:blip>
-                    <a:srcRect/>
+                    <a:blip r:embed="rId12"/>
                     <a:stretch>
                       <a:fillRect/>
                     </a:stretch>
                   </pic:blipFill>
-                  <pic:spPr bwMode="auto">
+                  <pic:spPr>
                     <a:xfrm>
                       <a:off x="0" y="0"/>
-                      <a:ext cx="5759450" cy="5648514"/>
+                      <a:ext cx="5759450" cy="4601403"/>
                     </a:xfrm>
                     <a:prstGeom prst="rect">
                       <a:avLst/>
                     </a:prstGeom>
-                    <a:noFill/>
                     <a:ln>
                       <a:solidFill>
                         <a:schemeClr val="tx1"/>
@@ -4708,37 +4691,40 @@
       <w:proofErr w:type="spellStart"/>
       <w:proofErr w:type="gramStart"/>
       <w:r>
+        <w:t>sendMessage</w:t>
+      </w:r>
+      <w:proofErr w:type="spellEnd"/>
+      <w:r>
+        <w:t>(</w:t>
+      </w:r>
+      <w:proofErr w:type="gramEnd"/>
+      <w:r>
+        <w:t xml:space="preserve">) у контроллера сообщений. </w:t>
+      </w:r>
+      <w:proofErr w:type="spellStart"/>
+      <w:r>
+        <w:t>MessageController</w:t>
+      </w:r>
+      <w:proofErr w:type="spellEnd"/>
+      <w:r>
+        <w:t xml:space="preserve"> создаёт объект Message и сохраняет его в базу данных. Затем интерфейс обновляется, чтобы отобразить новое сообщение. System</w:t>
+      </w:r>
+      <w:r>
+        <w:rPr>
+          <w:b/>
+          <w:bCs/>
+        </w:rPr>
+        <w:t xml:space="preserve"> </w:t>
+      </w:r>
+      <w:r>
+        <w:t>п</w:t>
+      </w:r>
+      <w:r>
+        <w:t xml:space="preserve">ытается доставить сообщение </w:t>
+      </w:r>
+      <w:r>
         <w:lastRenderedPageBreak/>
-        <w:t>sendMessage</w:t>
-      </w:r>
-      <w:proofErr w:type="spellEnd"/>
-      <w:r>
-        <w:t>(</w:t>
-      </w:r>
-      <w:proofErr w:type="gramEnd"/>
-      <w:r>
-        <w:t xml:space="preserve">) у контроллера сообщений. </w:t>
-      </w:r>
-      <w:proofErr w:type="spellStart"/>
-      <w:r>
-        <w:t>MessageController</w:t>
-      </w:r>
-      <w:proofErr w:type="spellEnd"/>
-      <w:r>
-        <w:t xml:space="preserve"> создаёт объект Message и сохраняет его в базу данных. Затем интерфейс обновляется, чтобы отобразить новое сообщение. System</w:t>
-      </w:r>
-      <w:r>
-        <w:rPr>
-          <w:b/>
-          <w:bCs/>
-        </w:rPr>
-        <w:t xml:space="preserve"> </w:t>
-      </w:r>
-      <w:r>
-        <w:t>п</w:t>
-      </w:r>
-      <w:r>
-        <w:t>ытается доставить сообщение получателю</w:t>
+        <w:t>получателю</w:t>
       </w:r>
       <w:r>
         <w:t>, при этом п</w:t>
@@ -4791,10 +4777,10 @@
           <w:noProof/>
         </w:rPr>
         <w:drawing>
-          <wp:inline distT="0" distB="0" distL="0" distR="0" wp14:anchorId="572AF405" wp14:editId="336432CB">
-            <wp:extent cx="5759450" cy="3285840"/>
-            <wp:effectExtent l="19050" t="19050" r="12700" b="10160"/>
-            <wp:docPr id="1269453366" name="Рисунок 2"/>
+          <wp:inline distT="0" distB="0" distL="0" distR="0" wp14:anchorId="24B30C77" wp14:editId="72FD97E3">
+            <wp:extent cx="5759450" cy="4587859"/>
+            <wp:effectExtent l="0" t="0" r="0" b="3810"/>
+            <wp:docPr id="163670042" name="Рисунок 1"/>
             <wp:cNvGraphicFramePr>
               <a:graphicFrameLocks xmlns:a="http://schemas.openxmlformats.org/drawingml/2006/main" noChangeAspect="1"/>
             </wp:cNvGraphicFramePr>
@@ -4802,38 +4788,23 @@
               <a:graphicData uri="http://schemas.openxmlformats.org/drawingml/2006/picture">
                 <pic:pic xmlns:pic="http://schemas.openxmlformats.org/drawingml/2006/picture">
                   <pic:nvPicPr>
-                    <pic:cNvPr id="0" name="Picture 2"/>
-                    <pic:cNvPicPr>
-                      <a:picLocks noChangeAspect="1" noChangeArrowheads="1"/>
-                    </pic:cNvPicPr>
+                    <pic:cNvPr id="163670042" name=""/>
+                    <pic:cNvPicPr/>
                   </pic:nvPicPr>
                   <pic:blipFill>
-                    <a:blip r:embed="rId13">
-                      <a:extLst>
-                        <a:ext uri="{28A0092B-C50C-407E-A947-70E740481C1C}">
-                          <a14:useLocalDpi xmlns:a14="http://schemas.microsoft.com/office/drawing/2010/main" val="0"/>
-                        </a:ext>
-                      </a:extLst>
-                    </a:blip>
-                    <a:srcRect/>
+                    <a:blip r:embed="rId13"/>
                     <a:stretch>
                       <a:fillRect/>
                     </a:stretch>
                   </pic:blipFill>
-                  <pic:spPr bwMode="auto">
+                  <pic:spPr>
                     <a:xfrm>
                       <a:off x="0" y="0"/>
-                      <a:ext cx="5759450" cy="3285840"/>
+                      <a:ext cx="5759450" cy="4587859"/>
                     </a:xfrm>
                     <a:prstGeom prst="rect">
                       <a:avLst/>
                     </a:prstGeom>
-                    <a:noFill/>
-                    <a:ln>
-                      <a:solidFill>
-                        <a:schemeClr val="tx1"/>
-                      </a:solidFill>
-                    </a:ln>
                   </pic:spPr>
                 </pic:pic>
               </a:graphicData>
@@ -4870,6 +4841,7 @@
       <w:pPr>
         <w:ind w:firstLine="708"/>
       </w:pPr>
+      <w:bookmarkStart w:id="14" w:name="_Hlk199712009"/>
       <w:r>
         <w:t>Диаграмма последовательности отображает взаимодействие между объектами анализа и пользователем при отправке текстового сообщения.</w:t>
       </w:r>
@@ -4903,9 +4875,6 @@
         </w:numPr>
         <w:spacing w:after="160"/>
       </w:pPr>
-      <w:r>
-        <w:t xml:space="preserve">UI: </w:t>
-      </w:r>
       <w:proofErr w:type="spellStart"/>
       <w:r>
         <w:t>ChatWindow</w:t>
@@ -4926,79 +4895,97 @@
       <w:proofErr w:type="spellStart"/>
       <w:r>
         <w:lastRenderedPageBreak/>
-        <w:t>ctrl</w:t>
+        <w:t>MessageController</w:t>
       </w:r>
       <w:proofErr w:type="spellEnd"/>
       <w:r>
-        <w:t xml:space="preserve">: </w:t>
+        <w:t xml:space="preserve"> — контроллер, реализующий бизнес-логику отправки.</w:t>
+      </w:r>
+    </w:p>
+    <w:p>
+      <w:pPr>
+        <w:ind w:firstLine="708"/>
+        <w:rPr>
+          <w:rFonts w:asciiTheme="minorHAnsi" w:hAnsiTheme="minorHAnsi"/>
+        </w:rPr>
+      </w:pPr>
+      <w:r>
+        <w:t>Пользователь набирает сообщение и отправляет его</w:t>
+      </w:r>
+      <w:r>
+        <w:t xml:space="preserve">. </w:t>
+      </w:r>
+      <w:r>
+        <w:t xml:space="preserve">Интерфейс вызывает метод </w:t>
       </w:r>
       <w:proofErr w:type="spellStart"/>
       <w:r>
-        <w:t>MessageController</w:t>
+        <w:rPr>
+          <w:rStyle w:val="13"/>
+        </w:rPr>
+        <w:t>sendMessage</w:t>
       </w:r>
       <w:proofErr w:type="spellEnd"/>
       <w:r>
-        <w:t xml:space="preserve"> — контроллер, реализующий бизнес-логику отправки.</w:t>
-      </w:r>
-    </w:p>
-    <w:p>
-      <w:pPr>
-        <w:numPr>
-          <w:ilvl w:val="0"/>
-          <w:numId w:val="28"/>
-        </w:numPr>
-        <w:spacing w:after="160"/>
-      </w:pPr>
+        <w:t xml:space="preserve"> у контроллера</w:t>
+      </w:r>
+      <w:r>
+        <w:t>. Контроллер,</w:t>
+      </w:r>
+      <w:r>
+        <w:t xml:space="preserve"> </w:t>
+      </w:r>
+      <w:r>
+        <w:t>в свою очередь,</w:t>
+      </w:r>
+      <w:r>
+        <w:t xml:space="preserve"> </w:t>
+      </w:r>
+      <w:r>
+        <w:t>с</w:t>
+      </w:r>
+      <w:r>
+        <w:t>оздаёт</w:t>
+      </w:r>
+      <w:r>
+        <w:t xml:space="preserve"> </w:t>
+      </w:r>
+      <w:r>
+        <w:t>объект</w:t>
+      </w:r>
+      <w:r>
+        <w:t xml:space="preserve"> </w:t>
+      </w:r>
+      <w:r>
+        <w:rPr>
+          <w:lang w:val="en-US"/>
+        </w:rPr>
+        <w:t>Message</w:t>
+      </w:r>
+      <w:r>
+        <w:t>, сохраняет его в базу данных и отправляет сообщение</w:t>
+      </w:r>
+      <w:r>
+        <w:t xml:space="preserve"> в </w:t>
+      </w:r>
+      <w:r>
+        <w:rPr>
+          <w:lang w:val="en-US"/>
+        </w:rPr>
+        <w:t>System</w:t>
+      </w:r>
+      <w:r>
+        <w:t xml:space="preserve">. Далее следует альтернативный сценарий (блок </w:t>
+      </w:r>
       <w:proofErr w:type="spellStart"/>
       <w:r>
-        <w:t>msg</w:t>
+        <w:t>alt</w:t>
       </w:r>
       <w:proofErr w:type="spellEnd"/>
       <w:r>
-        <w:t>: Message — сущность создаваемого сообщения.</w:t>
-      </w:r>
-    </w:p>
-    <w:p>
-      <w:pPr>
-        <w:numPr>
-          <w:ilvl w:val="0"/>
-          <w:numId w:val="28"/>
-        </w:numPr>
-        <w:spacing w:after="160"/>
-      </w:pPr>
-      <w:proofErr w:type="spellStart"/>
-      <w:r>
-        <w:t>receiver</w:t>
-      </w:r>
-      <w:proofErr w:type="spellEnd"/>
-      <w:r>
-        <w:t>: User — получатель.</w:t>
-      </w:r>
-    </w:p>
-    <w:p>
-      <w:pPr>
-        <w:numPr>
-          <w:ilvl w:val="0"/>
-          <w:numId w:val="28"/>
-        </w:numPr>
-        <w:spacing w:after="160"/>
-      </w:pPr>
-      <w:proofErr w:type="spellStart"/>
-      <w:r>
-        <w:t>notif</w:t>
-      </w:r>
-      <w:proofErr w:type="spellEnd"/>
-      <w:r>
-        <w:t xml:space="preserve">: </w:t>
-      </w:r>
-      <w:proofErr w:type="spellStart"/>
-      <w:r>
-        <w:t>Notification</w:t>
-      </w:r>
-      <w:proofErr w:type="spellEnd"/>
-      <w:r>
-        <w:t xml:space="preserve"> — уведомление, отправляемое получателю.</w:t>
-      </w:r>
+        <w:t xml:space="preserve">). Он проверяет включено ли уведомление, чтобы его отправить. </w:t>
+      </w:r>
+      <w:bookmarkEnd w:id="14"/>
     </w:p>
     <w:p>
       <w:pPr>
@@ -5007,308 +4994,6 @@
           <w:rFonts w:asciiTheme="minorHAnsi" w:hAnsiTheme="minorHAnsi"/>
         </w:rPr>
       </w:pPr>
-      <w:r>
-        <w:t>Пользователь набирает сообщение (</w:t>
-      </w:r>
-      <w:proofErr w:type="spellStart"/>
-      <w:r>
-        <w:rPr>
-          <w:rStyle w:val="13"/>
-        </w:rPr>
-        <w:t>typeMessage</w:t>
-      </w:r>
-      <w:proofErr w:type="spellEnd"/>
-      <w:r>
-        <w:t>) и отправляет его</w:t>
-      </w:r>
-      <w:r>
-        <w:t xml:space="preserve">. </w:t>
-      </w:r>
-      <w:r>
-        <w:t xml:space="preserve">Интерфейс вызывает метод </w:t>
-      </w:r>
-      <w:proofErr w:type="spellStart"/>
-      <w:proofErr w:type="gramStart"/>
-      <w:r>
-        <w:rPr>
-          <w:rStyle w:val="13"/>
-        </w:rPr>
-        <w:t>sendMessage</w:t>
-      </w:r>
-      <w:proofErr w:type="spellEnd"/>
-      <w:r>
-        <w:rPr>
-          <w:rStyle w:val="13"/>
-        </w:rPr>
-        <w:t>(</w:t>
-      </w:r>
-      <w:proofErr w:type="spellStart"/>
-      <w:proofErr w:type="gramEnd"/>
-      <w:r>
-        <w:rPr>
-          <w:rStyle w:val="13"/>
-        </w:rPr>
-        <w:t>text</w:t>
-      </w:r>
-      <w:proofErr w:type="spellEnd"/>
-      <w:r>
-        <w:rPr>
-          <w:rStyle w:val="13"/>
-        </w:rPr>
-        <w:t xml:space="preserve">, </w:t>
-      </w:r>
-      <w:proofErr w:type="spellStart"/>
-      <w:r>
-        <w:rPr>
-          <w:rStyle w:val="13"/>
-        </w:rPr>
-        <w:t>receiverId</w:t>
-      </w:r>
-      <w:proofErr w:type="spellEnd"/>
-      <w:r>
-        <w:rPr>
-          <w:rStyle w:val="13"/>
-        </w:rPr>
-        <w:t>)</w:t>
-      </w:r>
-      <w:r>
-        <w:t xml:space="preserve"> у контроллера</w:t>
-      </w:r>
-      <w:r>
-        <w:t>. Контроллер,</w:t>
-      </w:r>
-      <w:r>
-        <w:t xml:space="preserve"> </w:t>
-      </w:r>
-      <w:r>
-        <w:t>в свою очередь,</w:t>
-      </w:r>
-      <w:r>
-        <w:t xml:space="preserve"> </w:t>
-      </w:r>
-      <w:r>
-        <w:t>с</w:t>
-      </w:r>
-      <w:r>
-        <w:t>оздаёт</w:t>
-      </w:r>
-      <w:r>
-        <w:t xml:space="preserve"> </w:t>
-      </w:r>
-      <w:r>
-        <w:t>объект</w:t>
-      </w:r>
-      <w:r>
-        <w:t xml:space="preserve"> </w:t>
-      </w:r>
-      <w:r>
-        <w:rPr>
-          <w:lang w:val="en-US"/>
-        </w:rPr>
-        <w:t>Message</w:t>
-      </w:r>
-      <w:r>
-        <w:t xml:space="preserve"> (</w:t>
-      </w:r>
-      <w:r>
-        <w:t>через</w:t>
-      </w:r>
-      <w:r>
-        <w:t xml:space="preserve"> </w:t>
-      </w:r>
-      <w:proofErr w:type="gramStart"/>
-      <w:r>
-        <w:rPr>
-          <w:rStyle w:val="13"/>
-          <w:lang w:val="en-US"/>
-        </w:rPr>
-        <w:t>create</w:t>
-      </w:r>
-      <w:r>
-        <w:rPr>
-          <w:rStyle w:val="13"/>
-        </w:rPr>
-        <w:t>(</w:t>
-      </w:r>
-      <w:proofErr w:type="gramEnd"/>
-      <w:r>
-        <w:rPr>
-          <w:rStyle w:val="13"/>
-          <w:lang w:val="en-US"/>
-        </w:rPr>
-        <w:t>text</w:t>
-      </w:r>
-      <w:r>
-        <w:rPr>
-          <w:rStyle w:val="13"/>
-        </w:rPr>
-        <w:t xml:space="preserve">, </w:t>
-      </w:r>
-      <w:proofErr w:type="spellStart"/>
-      <w:r>
-        <w:rPr>
-          <w:rStyle w:val="13"/>
-          <w:lang w:val="en-US"/>
-        </w:rPr>
-        <w:t>senderId</w:t>
-      </w:r>
-      <w:proofErr w:type="spellEnd"/>
-      <w:r>
-        <w:rPr>
-          <w:rStyle w:val="13"/>
-        </w:rPr>
-        <w:t xml:space="preserve"> </w:t>
-      </w:r>
-      <w:proofErr w:type="spellStart"/>
-      <w:r>
-        <w:rPr>
-          <w:rStyle w:val="13"/>
-          <w:lang w:val="en-US"/>
-        </w:rPr>
-        <w:t>receiverId</w:t>
-      </w:r>
-      <w:proofErr w:type="spellEnd"/>
-      <w:r>
-        <w:rPr>
-          <w:rStyle w:val="13"/>
-        </w:rPr>
-        <w:t>)</w:t>
-      </w:r>
-      <w:r>
-        <w:t>)</w:t>
-      </w:r>
-      <w:r>
-        <w:t>, сохраняет его (</w:t>
-      </w:r>
-      <w:proofErr w:type="spellStart"/>
-      <w:proofErr w:type="gramStart"/>
-      <w:r>
-        <w:rPr>
-          <w:rStyle w:val="13"/>
-        </w:rPr>
-        <w:t>save</w:t>
-      </w:r>
-      <w:proofErr w:type="spellEnd"/>
-      <w:r>
-        <w:rPr>
-          <w:rStyle w:val="13"/>
-        </w:rPr>
-        <w:t>(</w:t>
-      </w:r>
-      <w:proofErr w:type="gramEnd"/>
-      <w:r>
-        <w:rPr>
-          <w:rStyle w:val="13"/>
-        </w:rPr>
-        <w:t>)</w:t>
-      </w:r>
-      <w:r>
-        <w:t>) и в</w:t>
-      </w:r>
-      <w:r>
-        <w:t xml:space="preserve">озвращает управление в интерфейс, который вызывает </w:t>
-      </w:r>
-      <w:proofErr w:type="spellStart"/>
-      <w:proofErr w:type="gramStart"/>
-      <w:r>
-        <w:rPr>
-          <w:rStyle w:val="13"/>
-        </w:rPr>
-        <w:t>updateChatWindow</w:t>
-      </w:r>
-      <w:proofErr w:type="spellEnd"/>
-      <w:r>
-        <w:rPr>
-          <w:rStyle w:val="13"/>
-        </w:rPr>
-        <w:t>()</w:t>
-      </w:r>
-      <w:r>
-        <w:rPr>
-          <w:rStyle w:val="13"/>
-          <w:rFonts w:asciiTheme="minorHAnsi" w:hAnsiTheme="minorHAnsi"/>
-        </w:rPr>
-        <w:t xml:space="preserve"> </w:t>
-      </w:r>
-      <w:r>
-        <w:t>.</w:t>
-      </w:r>
-      <w:proofErr w:type="gramEnd"/>
-      <w:r>
-        <w:t xml:space="preserve"> Далее следуют два альтернативных сценария (блок </w:t>
-      </w:r>
-      <w:proofErr w:type="spellStart"/>
-      <w:r>
-        <w:t>alt</w:t>
-      </w:r>
-      <w:proofErr w:type="spellEnd"/>
-      <w:r>
-        <w:t>). Если получатель онлайн, сообщение доставляется (</w:t>
-      </w:r>
-      <w:proofErr w:type="spellStart"/>
-      <w:proofErr w:type="gramStart"/>
-      <w:r>
-        <w:rPr>
-          <w:rStyle w:val="13"/>
-        </w:rPr>
-        <w:t>deliver</w:t>
-      </w:r>
-      <w:proofErr w:type="spellEnd"/>
-      <w:r>
-        <w:rPr>
-          <w:rStyle w:val="13"/>
-        </w:rPr>
-        <w:t>(</w:t>
-      </w:r>
-      <w:proofErr w:type="gramEnd"/>
-      <w:r>
-        <w:rPr>
-          <w:rStyle w:val="13"/>
-        </w:rPr>
-        <w:t>)</w:t>
-      </w:r>
-      <w:r>
-        <w:t>), создаётся объект уведомления и отправляется. Если получатель оффлайн, сообщение помечается как недоставленное (</w:t>
-      </w:r>
-      <w:proofErr w:type="spellStart"/>
-      <w:r>
-        <w:rPr>
-          <w:rStyle w:val="13"/>
-        </w:rPr>
-        <w:t>mark</w:t>
-      </w:r>
-      <w:proofErr w:type="spellEnd"/>
-      <w:r>
-        <w:rPr>
-          <w:rStyle w:val="13"/>
-        </w:rPr>
-        <w:t xml:space="preserve"> </w:t>
-      </w:r>
-      <w:proofErr w:type="spellStart"/>
-      <w:r>
-        <w:rPr>
-          <w:rStyle w:val="13"/>
-        </w:rPr>
-        <w:t>as</w:t>
-      </w:r>
-      <w:proofErr w:type="spellEnd"/>
-      <w:r>
-        <w:rPr>
-          <w:rStyle w:val="13"/>
-        </w:rPr>
-        <w:t xml:space="preserve"> </w:t>
-      </w:r>
-      <w:proofErr w:type="spellStart"/>
-      <w:r>
-        <w:rPr>
-          <w:rStyle w:val="13"/>
-        </w:rPr>
-        <w:t>undelivered</w:t>
-      </w:r>
-      <w:proofErr w:type="spellEnd"/>
-      <w:r>
-        <w:t>).</w:t>
-      </w:r>
     </w:p>
     <w:p>
       <w:pPr>
@@ -5328,12 +5013,12 @@
           <w:numId w:val="0"/>
         </w:numPr>
       </w:pPr>
-      <w:bookmarkStart w:id="14" w:name="_Toc199184433"/>
+      <w:bookmarkStart w:id="15" w:name="_Toc199184433"/>
       <w:r>
         <w:lastRenderedPageBreak/>
         <w:t>ЗАКЛЮЧЕНИЕ</w:t>
       </w:r>
-      <w:bookmarkEnd w:id="14"/>
+      <w:bookmarkEnd w:id="15"/>
     </w:p>
     <w:p>
       <w:r>
@@ -8942,6 +8627,7 @@
   <w:style w:type="character" w:default="1" w:styleId="a2">
     <w:name w:val="Default Paragraph Font"/>
     <w:uiPriority w:val="1"/>
+    <w:semiHidden/>
     <w:unhideWhenUsed/>
   </w:style>
   <w:style w:type="table" w:default="1" w:styleId="a3">
